--- a/reports/NYC_Taxi_Batch_Pipeline_Project_Report.docx
+++ b/reports/NYC_Taxi_Batch_Pipeline_Project_Report.docx
@@ -234,7 +234,7 @@
                 <w:b w:val="0"/>
                 <w:sz w:val="20"/>
               </w:rPr>
-              <w:t>03 August 2026</w:t>
+              <w:t>25 August 2026</w:t>
             </w:r>
           </w:p>
         </w:tc>
@@ -1523,257 +1523,59 @@
         <w:t>3.1 High-Level Data Flow</w:t>
       </w:r>
     </w:p>
-    <w:tbl>
-      <w:tblPr>
-        <w:tblW w:type="auto" w:w="0"/>
+    <w:p>
+      <w:r>
+        <w:drawing>
+          <wp:inline xmlns:a="http://schemas.openxmlformats.org/drawingml/2006/main" xmlns:pic="http://schemas.openxmlformats.org/drawingml/2006/picture">
+            <wp:extent cx="6309360" cy="3943350"/>
+            <wp:docPr id="1" name="Picture 1"/>
+            <wp:cNvGraphicFramePr>
+              <a:graphicFrameLocks noChangeAspect="1"/>
+            </wp:cNvGraphicFramePr>
+            <a:graphic>
+              <a:graphicData uri="http://schemas.openxmlformats.org/drawingml/2006/picture">
+                <pic:pic>
+                  <pic:nvPicPr>
+                    <pic:cNvPr id="0" name="nyc_taxi_pipeline_architecture.png"/>
+                    <pic:cNvPicPr/>
+                  </pic:nvPicPr>
+                  <pic:blipFill>
+                    <a:blip r:embed="rId10"/>
+                    <a:stretch>
+                      <a:fillRect/>
+                    </a:stretch>
+                  </pic:blipFill>
+                  <pic:spPr>
+                    <a:xfrm>
+                      <a:off x="0" y="0"/>
+                      <a:ext cx="6309360" cy="3943350"/>
+                    </a:xfrm>
+                    <a:prstGeom prst="rect"/>
+                  </pic:spPr>
+                </pic:pic>
+              </a:graphicData>
+            </a:graphic>
+          </wp:inline>
+        </w:drawing>
+      </w:r>
+    </w:p>
+    <w:p>
+      <w:pPr>
         <w:jc w:val="center"/>
-        <w:tblLook w:firstColumn="1" w:firstRow="1" w:lastColumn="0" w:lastRow="0" w:noHBand="0" w:noVBand="1" w:val="04A0"/>
-      </w:tblPr>
-      <w:tblGrid>
-        <w:gridCol w:w="9936"/>
-      </w:tblGrid>
-      <w:tr>
-        <w:tc>
-          <w:tcPr>
-            <w:tcW w:type="dxa" w:w="9936"/>
-            <w:shd w:fill="1E1E1E"/>
-          </w:tcPr>
-          <w:p>
-            <w:pPr>
-              <w:spacing w:after="0"/>
-            </w:pPr>
-            <w:r>
-              <w:rPr>
-                <w:rFonts w:ascii="Consolas" w:hAnsi="Consolas"/>
-                <w:color w:val="E6E6E6"/>
-                <w:sz w:val="17"/>
-              </w:rPr>
-              <w:t>NYC TLC monthly Parquet source</w:t>
-            </w:r>
-            <w:r>
-              <w:br/>
-            </w:r>
-            <w:r>
-              <w:rPr>
-                <w:rFonts w:ascii="Consolas" w:hAnsi="Consolas"/>
-                <w:color w:val="E6E6E6"/>
-                <w:sz w:val="17"/>
-              </w:rPr>
-              <w:t xml:space="preserve">              |</w:t>
-            </w:r>
-            <w:r>
-              <w:br/>
-            </w:r>
-            <w:r>
-              <w:rPr>
-                <w:rFonts w:ascii="Consolas" w:hAnsi="Consolas"/>
-                <w:color w:val="E6E6E6"/>
-                <w:sz w:val="17"/>
-              </w:rPr>
-              <w:t xml:space="preserve">              v</w:t>
-            </w:r>
-            <w:r>
-              <w:br/>
-            </w:r>
-            <w:r>
-              <w:rPr>
-                <w:rFonts w:ascii="Consolas" w:hAnsi="Consolas"/>
-                <w:color w:val="E6E6E6"/>
-                <w:sz w:val="17"/>
-              </w:rPr>
-              <w:t>Bronze filesystem (raw, partitioned, checksummed)</w:t>
-            </w:r>
-            <w:r>
-              <w:br/>
-            </w:r>
-            <w:r>
-              <w:rPr>
-                <w:rFonts w:ascii="Consolas" w:hAnsi="Consolas"/>
-                <w:color w:val="E6E6E6"/>
-                <w:sz w:val="17"/>
-              </w:rPr>
-              <w:t xml:space="preserve">              |</w:t>
-            </w:r>
-            <w:r>
-              <w:br/>
-            </w:r>
-            <w:r>
-              <w:rPr>
-                <w:rFonts w:ascii="Consolas" w:hAnsi="Consolas"/>
-                <w:color w:val="E6E6E6"/>
-                <w:sz w:val="17"/>
-              </w:rPr>
-              <w:t xml:space="preserve">              v</w:t>
-            </w:r>
-            <w:r>
-              <w:br/>
-            </w:r>
-            <w:r>
-              <w:rPr>
-                <w:rFonts w:ascii="Consolas" w:hAnsi="Consolas"/>
-                <w:color w:val="E6E6E6"/>
-                <w:sz w:val="17"/>
-              </w:rPr>
-              <w:t>PyArrow chunk reader -&gt; Pandas canonical normalization</w:t>
-            </w:r>
-            <w:r>
-              <w:br/>
-            </w:r>
-            <w:r>
-              <w:rPr>
-                <w:rFonts w:ascii="Consolas" w:hAnsi="Consolas"/>
-                <w:color w:val="E6E6E6"/>
-                <w:sz w:val="17"/>
-              </w:rPr>
-              <w:t xml:space="preserve">              |</w:t>
-            </w:r>
-            <w:r>
-              <w:br/>
-            </w:r>
-            <w:r>
-              <w:rPr>
-                <w:rFonts w:ascii="Consolas" w:hAnsi="Consolas"/>
-                <w:color w:val="E6E6E6"/>
-                <w:sz w:val="17"/>
-              </w:rPr>
-              <w:t xml:space="preserve">              v</w:t>
-            </w:r>
-            <w:r>
-              <w:br/>
-            </w:r>
-            <w:r>
-              <w:rPr>
-                <w:rFonts w:ascii="Consolas" w:hAnsi="Consolas"/>
-                <w:color w:val="E6E6E6"/>
-                <w:sz w:val="17"/>
-              </w:rPr>
-              <w:t xml:space="preserve">       Data-quality validation</w:t>
-            </w:r>
-            <w:r>
-              <w:br/>
-            </w:r>
-            <w:r>
-              <w:rPr>
-                <w:rFonts w:ascii="Consolas" w:hAnsi="Consolas"/>
-                <w:color w:val="E6E6E6"/>
-                <w:sz w:val="17"/>
-              </w:rPr>
-              <w:t xml:space="preserve">          /                 \</w:t>
-            </w:r>
-            <w:r>
-              <w:br/>
-            </w:r>
-            <w:r>
-              <w:rPr>
-                <w:rFonts w:ascii="Consolas" w:hAnsi="Consolas"/>
-                <w:color w:val="E6E6E6"/>
-                <w:sz w:val="17"/>
-              </w:rPr>
-              <w:t xml:space="preserve">         v                   v</w:t>
-            </w:r>
-            <w:r>
-              <w:br/>
-            </w:r>
-            <w:r>
-              <w:rPr>
-                <w:rFonts w:ascii="Consolas" w:hAnsi="Consolas"/>
-                <w:color w:val="E6E6E6"/>
-                <w:sz w:val="17"/>
-              </w:rPr>
-              <w:t>Silver validated trips   pipeline.rejected_records</w:t>
-            </w:r>
-            <w:r>
-              <w:br/>
-            </w:r>
-            <w:r>
-              <w:rPr>
-                <w:rFonts w:ascii="Consolas" w:hAnsi="Consolas"/>
-                <w:color w:val="E6E6E6"/>
-                <w:sz w:val="17"/>
-              </w:rPr>
-              <w:t xml:space="preserve">         |</w:t>
-            </w:r>
-            <w:r>
-              <w:br/>
-            </w:r>
-            <w:r>
-              <w:rPr>
-                <w:rFonts w:ascii="Consolas" w:hAnsi="Consolas"/>
-                <w:color w:val="E6E6E6"/>
-                <w:sz w:val="17"/>
-              </w:rPr>
-              <w:t xml:space="preserve">         v</w:t>
-            </w:r>
-            <w:r>
-              <w:br/>
-            </w:r>
-            <w:r>
-              <w:rPr>
-                <w:rFonts w:ascii="Consolas" w:hAnsi="Consolas"/>
-                <w:color w:val="E6E6E6"/>
-                <w:sz w:val="17"/>
-              </w:rPr>
-              <w:t>Gold Yellow / Green tables (trip_key primary key)</w:t>
-            </w:r>
-            <w:r>
-              <w:br/>
-            </w:r>
-            <w:r>
-              <w:rPr>
-                <w:rFonts w:ascii="Consolas" w:hAnsi="Consolas"/>
-                <w:color w:val="E6E6E6"/>
-                <w:sz w:val="17"/>
-              </w:rPr>
-              <w:t xml:space="preserve">         |</w:t>
-            </w:r>
-            <w:r>
-              <w:br/>
-            </w:r>
-            <w:r>
-              <w:rPr>
-                <w:rFonts w:ascii="Consolas" w:hAnsi="Consolas"/>
-                <w:color w:val="E6E6E6"/>
-                <w:sz w:val="17"/>
-              </w:rPr>
-              <w:t xml:space="preserve">         v</w:t>
-            </w:r>
-            <w:r>
-              <w:br/>
-            </w:r>
-            <w:r>
-              <w:rPr>
-                <w:rFonts w:ascii="Consolas" w:hAnsi="Consolas"/>
-                <w:color w:val="E6E6E6"/>
-                <w:sz w:val="17"/>
-              </w:rPr>
-              <w:t>gold.monthly_summary materialized view</w:t>
-            </w:r>
-            <w:r>
-              <w:br/>
-            </w:r>
-            <w:r>
-              <w:rPr>
-                <w:rFonts w:ascii="Consolas" w:hAnsi="Consolas"/>
-                <w:color w:val="E6E6E6"/>
-                <w:sz w:val="17"/>
-              </w:rPr>
-            </w:r>
-            <w:r>
-              <w:br/>
-            </w:r>
-            <w:r>
-              <w:rPr>
-                <w:rFonts w:ascii="Consolas" w:hAnsi="Consolas"/>
-                <w:color w:val="E6E6E6"/>
-                <w:sz w:val="17"/>
-              </w:rPr>
-              <w:t>Cross-cutting audit: pipeline.batch_runs + pipeline.file_ingestions</w:t>
-            </w:r>
-          </w:p>
-        </w:tc>
-      </w:tr>
-    </w:tbl>
-    <w:p/>
+      </w:pPr>
+      <w:r>
+        <w:rPr>
+          <w:i/>
+          <w:sz w:val="18"/>
+        </w:rPr>
+        <w:t>Figure 1. Logical architecture, deployment boundaries and end-to-end data flow.</w:t>
+      </w:r>
+    </w:p>
+    <w:p>
+      <w:r>
+        <w:t>The architecture separates the on-demand ingestion process from persistent storage and read-only reporting. Valid records follow the Bronze-to-Silver-to-Gold path; invalid records are quarantined with their rejection reasons. Run metadata and file checksums provide operational lineage across every stage.</w:t>
+      </w:r>
+    </w:p>
     <w:p>
       <w:pPr>
         <w:pStyle w:val="Heading2"/>
